--- a/port-docs/dakhla/manifest-import-entree.docx
+++ b/port-docs/dakhla/manifest-import-entree.docx
@@ -813,20 +813,13 @@
           </w:p>
           <w:p>
             <w:pPr>
-              <w:rPr>
-                <w:rFonts w:ascii="Courier New" w:hAnsi="Courier New"/>
-                <w:sz w:val="28"/>
-                <w:szCs w:val="28"/>
-              </w:rPr>
-            </w:pPr>
-            <w:r>
-              <w:rPr>
-                <w:rFonts w:ascii="Courier New" w:hAnsi="Courier New"/>
-                <w:sz w:val="28"/>
-                <w:szCs w:val="28"/>
-              </w:rPr>
-              <w:t xml:space="preserve">  </w:t>
-            </w:r>
+              <w:jc w:val="center"/>
+              <w:rPr>
+                <w:rFonts w:ascii="Courier New" w:hAnsi="Courier New"/>
+                <w:sz w:val="28"/>
+                <w:szCs w:val="28"/>
+              </w:rPr>
+            </w:pPr>
             <w:r>
               <w:rPr>
                 <w:rFonts w:ascii="Courier New" w:hAnsi="Courier New"/>
@@ -1004,28 +997,13 @@
           </w:p>
           <w:p>
             <w:pPr>
-              <w:rPr>
-                <w:rFonts w:ascii="Courier New" w:hAnsi="Courier New"/>
-                <w:sz w:val="28"/>
-                <w:szCs w:val="28"/>
-              </w:rPr>
-            </w:pPr>
-            <w:r>
-              <w:rPr>
-                <w:rFonts w:ascii="Courier New" w:hAnsi="Courier New"/>
-                <w:sz w:val="28"/>
-                <w:szCs w:val="28"/>
-              </w:rPr>
-              <w:t xml:space="preserve"> </w:t>
-            </w:r>
-            <w:r>
-              <w:rPr>
-                <w:rFonts w:ascii="Courier New" w:hAnsi="Courier New"/>
-                <w:sz w:val="28"/>
-                <w:szCs w:val="28"/>
-              </w:rPr>
-              <w:t xml:space="preserve"> </w:t>
-            </w:r>
+              <w:jc w:val="center"/>
+              <w:rPr>
+                <w:rFonts w:ascii="Courier New" w:hAnsi="Courier New"/>
+                <w:sz w:val="28"/>
+                <w:szCs w:val="28"/>
+              </w:rPr>
+            </w:pPr>
             <w:r>
               <w:rPr>
                 <w:rFonts w:ascii="Courier New" w:hAnsi="Courier New"/>
@@ -1245,14 +1223,14 @@
           <w:p>
             <w:pPr>
               <w:rPr>
-                <w:lang w:val="en-US"/>
-              </w:rPr>
-            </w:pPr>
-            <w:r>
-              <w:rPr>
-                <w:bCs/>
                 <w:lang w:val="en-GB"/>
               </w:rPr>
+            </w:pPr>
+            <w:r>
+              <w:rPr>
+                <w:bCs/>
+                <w:lang w:val="en-GB"/>
+              </w:rPr>
               <w:t xml:space="preserve">{{cargo}} </w:t>
             </w:r>
             <w:r>
@@ -1299,12 +1277,6 @@
                 <w:lang w:val="en-GB"/>
               </w:rPr>
               <w:t xml:space="preserve">}} </w:t>
-            </w:r>
-            <w:r>
-              <w:rPr>
-                <w:lang w:val="en-US"/>
-              </w:rPr>
-              <w:t>MT</w:t>
             </w:r>
           </w:p>
           <w:p>
